--- a/Resume.docx
+++ b/Resume.docx
@@ -4,170 +4,208 @@
   <w:body>
     <w:p>
       <w:r>
+        <w:t>PARNEET KAUR</w:t>
+      </w:r>
+      <w:r>
+        <w:br/>
+      </w:r>
+      <w:r>
+        <w:rPr>
+          <w:rFonts w:ascii="Segoe UI Emoji" w:hAnsi="Segoe UI Emoji" w:cs="Segoe UI Emoji"/>
+        </w:rPr>
+        <w:t>📞</w:t>
+      </w:r>
+      <w:r>
+        <w:t xml:space="preserve"> (226) 552-1509</w:t>
+      </w:r>
+      <w:r>
+        <w:br/>
+      </w:r>
+      <w:r>
+        <w:rPr>
+          <w:rFonts w:ascii="Segoe UI Emoji" w:hAnsi="Segoe UI Emoji" w:cs="Segoe UI Emoji"/>
+        </w:rPr>
+        <w:t>📧</w:t>
+      </w:r>
+      <w:r>
+        <w:t xml:space="preserve"> </w:t>
+      </w:r>
+      <w:hyperlink r:id="rId5" w:history="1">
+        <w:r>
+          <w:rPr>
+            <w:rStyle w:val="Hyperlink"/>
+          </w:rPr>
+          <w:t>parneetkaurvf@gmail.com</w:t>
+        </w:r>
+      </w:hyperlink>
+      <w:r>
+        <w:br/>
+      </w:r>
+      <w:r>
+        <w:rPr>
+          <w:rFonts w:ascii="Segoe UI Emoji" w:hAnsi="Segoe UI Emoji" w:cs="Segoe UI Emoji"/>
+        </w:rPr>
+        <w:t>🔗</w:t>
+      </w:r>
+      <w:r>
+        <w:t xml:space="preserve"> </w:t>
+      </w:r>
+      <w:hyperlink r:id="rId6" w:tgtFrame="_blank" w:history="1">
+        <w:r>
+          <w:rPr>
+            <w:rStyle w:val="Hyperlink"/>
+          </w:rPr>
+          <w:t>LinkedIn</w:t>
+        </w:r>
+      </w:hyperlink>
+      <w:r>
+        <w:br/>
+      </w:r>
+      <w:r>
+        <w:rPr>
+          <w:rFonts w:ascii="Segoe UI Emoji" w:hAnsi="Segoe UI Emoji" w:cs="Segoe UI Emoji"/>
+        </w:rPr>
+        <w:t>🔗</w:t>
+      </w:r>
+      <w:r>
+        <w:t xml:space="preserve"> </w:t>
+      </w:r>
+      <w:hyperlink r:id="rId7" w:tgtFrame="_blank" w:history="1">
+        <w:r>
+          <w:rPr>
+            <w:rStyle w:val="Hyperlink"/>
+          </w:rPr>
+          <w:t>Portfolio</w:t>
+        </w:r>
+      </w:hyperlink>
+      <w:r>
+        <w:br/>
+      </w:r>
+      <w:r>
+        <w:rPr>
+          <w:rFonts w:ascii="Segoe UI Symbol" w:hAnsi="Segoe UI Symbol" w:cs="Segoe UI Symbol"/>
+        </w:rPr>
+        <w:t>✔</w:t>
+      </w:r>
+      <w:r>
+        <w:t xml:space="preserve"> Available Full-Time | Open to Remote &amp; On-Site Roles</w:t>
+      </w:r>
+    </w:p>
+    <w:p>
+      <w:r>
+        <w:pict w14:anchorId="4715D092">
+          <v:rect id="_x0000_i1079" style="width:0;height:1.5pt" o:hralign="center" o:hrstd="t" o:hr="t" fillcolor="#a0a0a0" stroked="f"/>
+        </w:pict>
+      </w:r>
+    </w:p>
+    <w:p>
+      <w:pPr>
         <w:rPr>
           <w:b/>
           <w:bCs/>
         </w:rPr>
-        <w:t>PARNEET KAUR</w:t>
-      </w:r>
-      <w:r>
-        <w:br/>
-      </w:r>
-      <w:r>
-        <w:rPr>
-          <w:rFonts w:ascii="Segoe UI Emoji" w:hAnsi="Segoe UI Emoji" w:cs="Segoe UI Emoji"/>
-        </w:rPr>
-        <w:t>📞</w:t>
-      </w:r>
-      <w:r>
-        <w:t xml:space="preserve"> (226) 552-1509</w:t>
-      </w:r>
-      <w:r>
-        <w:br/>
-      </w:r>
-      <w:r>
-        <w:rPr>
-          <w:rFonts w:ascii="Segoe UI Emoji" w:hAnsi="Segoe UI Emoji" w:cs="Segoe UI Emoji"/>
-        </w:rPr>
-        <w:t>📧</w:t>
-      </w:r>
-      <w:r>
-        <w:t xml:space="preserve"> parneetkaurvf@gmail.com</w:t>
-      </w:r>
-      <w:r>
-        <w:br/>
-      </w:r>
-      <w:r>
-        <w:rPr>
-          <w:rFonts w:ascii="Segoe UI Emoji" w:hAnsi="Segoe UI Emoji" w:cs="Segoe UI Emoji"/>
-        </w:rPr>
-        <w:t>📍</w:t>
-      </w:r>
-      <w:r>
-        <w:t xml:space="preserve"> Brantford, ON</w:t>
-      </w:r>
-      <w:r>
-        <w:br/>
-      </w:r>
-      <w:r>
-        <w:rPr>
-          <w:rFonts w:ascii="Segoe UI Symbol" w:hAnsi="Segoe UI Symbol" w:cs="Segoe UI Symbol"/>
-        </w:rPr>
-        <w:t>✔</w:t>
-      </w:r>
-      <w:r>
-        <w:t xml:space="preserve"> Open to Full-Time Opportunities</w:t>
-      </w:r>
-    </w:p>
-    <w:p>
-      <w:r>
-        <w:pict w14:anchorId="6210D668">
-          <v:rect id="_x0000_i1079" style="width:0;height:1.5pt" o:hralign="center" o:hrstd="t" o:hr="t" fillcolor="#a0a0a0" stroked="f"/>
-        </w:pict>
-      </w:r>
-    </w:p>
-    <w:p>
-      <w:pPr>
+      </w:pPr>
+      <w:r>
         <w:rPr>
           <w:b/>
           <w:bCs/>
         </w:rPr>
-      </w:pPr>
-      <w:r>
+        <w:t>PROFESSIONAL SUMMARY</w:t>
+      </w:r>
+    </w:p>
+    <w:p>
+      <w:r>
+        <w:t>Detail-oriented IT Support professional with hands-on experience providing technical assistance, troubleshooting hardware and software issues, and supporting end users in academic and customer-facing environments. Skilled in diagnosing Windows, networking, and application-related problems, documenting incidents, managing support requests, and providing clear technical guidance. Strong background in customer service with the ability to communicate technical information effectively to users with different levels of technical knowledge. Seeking an IT Administrator, User Support, or Desktop Support role to contribute strong troubleshooting and problem-solving skills.</w:t>
+      </w:r>
+    </w:p>
+    <w:p>
+      <w:r>
+        <w:pict w14:anchorId="2AEF5C30">
+          <v:rect id="_x0000_i1080" style="width:0;height:1.5pt" o:hralign="center" o:hrstd="t" o:hr="t" fillcolor="#a0a0a0" stroked="f"/>
+        </w:pict>
+      </w:r>
+    </w:p>
+    <w:p>
+      <w:pPr>
         <w:rPr>
           <w:b/>
           <w:bCs/>
         </w:rPr>
-        <w:t>OBJECTIVE</w:t>
-      </w:r>
-    </w:p>
-    <w:p>
-      <w:r>
-        <w:t>Detail-oriented and motivated Computer Systems Technician graduate with experience in IT support, customer service, and technical troubleshooting. Skilled in resolving technical issues, assisting users with step-by-step solutions, and working efficiently in fast-paced environments. Seeking opportunities to apply technical knowledge, problem-solving abilities, and communication skills to deliver high-quality support and service.</w:t>
-      </w:r>
-    </w:p>
-    <w:p>
-      <w:r>
-        <w:pict w14:anchorId="3AFE47FF">
-          <v:rect id="_x0000_i1080" style="width:0;height:1.5pt" o:hralign="center" o:hrstd="t" o:hr="t" fillcolor="#a0a0a0" stroked="f"/>
-        </w:pict>
-      </w:r>
-    </w:p>
-    <w:p>
-      <w:pPr>
+      </w:pPr>
+      <w:r>
         <w:rPr>
           <w:b/>
           <w:bCs/>
         </w:rPr>
-      </w:pPr>
+        <w:t>EDUCATION</w:t>
+      </w:r>
+    </w:p>
+    <w:p>
       <w:r>
         <w:rPr>
           <w:b/>
           <w:bCs/>
         </w:rPr>
-        <w:t>EDUCATION</w:t>
-      </w:r>
-    </w:p>
-    <w:p>
-      <w:r>
+        <w:t>Diploma – Computer Systems Technician</w:t>
+      </w:r>
+      <w:r>
+        <w:br/>
+        <w:t>Mohawk College, Hamilton, ON</w:t>
+      </w:r>
+    </w:p>
+    <w:p>
+      <w:r>
+        <w:pict w14:anchorId="3BB06D89">
+          <v:rect id="_x0000_i1081" style="width:0;height:1.5pt" o:hralign="center" o:hrstd="t" o:hr="t" fillcolor="#a0a0a0" stroked="f"/>
+        </w:pict>
+      </w:r>
+    </w:p>
+    <w:p>
+      <w:pPr>
         <w:rPr>
           <w:b/>
           <w:bCs/>
         </w:rPr>
-        <w:t>Diploma – Computer Systems Technician</w:t>
-      </w:r>
-      <w:r>
-        <w:br/>
-        <w:t>Mohawk College, Hamilton, ON</w:t>
-      </w:r>
-    </w:p>
-    <w:p>
-      <w:r>
-        <w:pict w14:anchorId="481CD0E9">
-          <v:rect id="_x0000_i1081" style="width:0;height:1.5pt" o:hralign="center" o:hrstd="t" o:hr="t" fillcolor="#a0a0a0" stroked="f"/>
-        </w:pict>
-      </w:r>
-    </w:p>
-    <w:p>
-      <w:pPr>
+      </w:pPr>
+      <w:r>
         <w:rPr>
           <w:b/>
           <w:bCs/>
         </w:rPr>
-      </w:pPr>
-      <w:r>
+        <w:t>TECHNICAL EXPERIENCE</w:t>
+      </w:r>
+    </w:p>
+    <w:p>
+      <w:pPr>
         <w:rPr>
           <w:b/>
           <w:bCs/>
         </w:rPr>
-        <w:t>TECHNICAL EXPERIENCE</w:t>
-      </w:r>
-    </w:p>
-    <w:p>
-      <w:pPr>
+      </w:pPr>
+      <w:r>
         <w:rPr>
           <w:b/>
           <w:bCs/>
         </w:rPr>
-      </w:pPr>
+        <w:t>IT Help Desk Assistant</w:t>
+      </w:r>
+    </w:p>
+    <w:p>
       <w:r>
         <w:rPr>
           <w:b/>
           <w:bCs/>
         </w:rPr>
-        <w:t>IT Help Desk Assistant</w:t>
-      </w:r>
-    </w:p>
-    <w:p>
+        <w:t>Mohawk College | Hamilton, ON</w:t>
+      </w:r>
+      <w:r>
+        <w:br/>
+      </w:r>
       <w:r>
         <w:rPr>
           <w:b/>
           <w:bCs/>
         </w:rPr>
-        <w:t>Mohawk College, Hamilton, ON</w:t>
-      </w:r>
-      <w:r>
-        <w:br/>
         <w:t>Sep 2025 – Jan 2026</w:t>
       </w:r>
     </w:p>
@@ -179,7 +217,7 @@
         </w:numPr>
       </w:pPr>
       <w:r>
-        <w:t xml:space="preserve">Provided technical support to users via phone, email, and in-person communication </w:t>
+        <w:t>Provided first-level IT support to students, faculty, and staff through phone, email, and in-person assistance.</w:t>
       </w:r>
     </w:p>
     <w:p>
@@ -190,7 +228,7 @@
         </w:numPr>
       </w:pPr>
       <w:r>
-        <w:t xml:space="preserve">Diagnosed and resolved issues related to Windows OS, hardware, printers, and applications </w:t>
+        <w:t>Diagnosed and resolved hardware, software, login, and connectivity-related issues.</w:t>
       </w:r>
     </w:p>
     <w:p>
@@ -201,7 +239,7 @@
         </w:numPr>
       </w:pPr>
       <w:r>
-        <w:t xml:space="preserve">Assisted users with internet connectivity and system troubleshooting </w:t>
+        <w:t>Supported Windows-based systems including user troubleshooting, device setup, and configuration tasks.</w:t>
       </w:r>
     </w:p>
     <w:p>
@@ -212,7 +250,8 @@
         </w:numPr>
       </w:pPr>
       <w:r>
-        <w:t xml:space="preserve">Guided users through step-by-step solutions in a clear and patient manner </w:t>
+        <w:lastRenderedPageBreak/>
+        <w:t>Assisted users with account access issues, application support, and basic system navigation.</w:t>
       </w:r>
     </w:p>
     <w:p>
@@ -223,7 +262,7 @@
         </w:numPr>
       </w:pPr>
       <w:r>
-        <w:t xml:space="preserve">Managed user accounts, password resets, and email configurations </w:t>
+        <w:t>Logged, tracked, and updated support tickets with accurate issue details and resolutions.</w:t>
       </w:r>
     </w:p>
     <w:p>
@@ -234,7 +273,7 @@
         </w:numPr>
       </w:pPr>
       <w:r>
-        <w:t xml:space="preserve">Documented incidents and resolutions using ticketing systems </w:t>
+        <w:t>Performed troubleshooting using structured diagnostic methods to identify root causes.</w:t>
       </w:r>
     </w:p>
     <w:p>
@@ -245,13 +284,34 @@
         </w:numPr>
       </w:pPr>
       <w:r>
-        <w:t xml:space="preserve">Escalated complex technical issues following established procedures </w:t>
-      </w:r>
-    </w:p>
-    <w:p>
-      <w:r>
-        <w:lastRenderedPageBreak/>
-        <w:pict w14:anchorId="14875B3B">
+        <w:t>Escalated advanced technical issues to appropriate IT teams while maintaining communication with users.</w:t>
+      </w:r>
+    </w:p>
+    <w:p>
+      <w:pPr>
+        <w:numPr>
+          <w:ilvl w:val="0"/>
+          <w:numId w:val="1"/>
+        </w:numPr>
+      </w:pPr>
+      <w:r>
+        <w:t>Assisted with software installations, updates, system maintenance, and workstation preparation.</w:t>
+      </w:r>
+    </w:p>
+    <w:p>
+      <w:pPr>
+        <w:numPr>
+          <w:ilvl w:val="0"/>
+          <w:numId w:val="1"/>
+        </w:numPr>
+      </w:pPr>
+      <w:r>
+        <w:t>Created clear documentation and provided step-by-step technical instructions to improve user experience.</w:t>
+      </w:r>
+    </w:p>
+    <w:p>
+      <w:r>
+        <w:pict w14:anchorId="7A670146">
           <v:rect id="_x0000_i1082" style="width:0;height:1.5pt" o:hralign="center" o:hrstd="t" o:hr="t" fillcolor="#a0a0a0" stroked="f"/>
         </w:pict>
       </w:r>
@@ -292,187 +352,188 @@
           <w:b/>
           <w:bCs/>
         </w:rPr>
-        <w:t>Fido, Brantford, ON</w:t>
+        <w:t>Freedom Mobile | Brantford, ON</w:t>
       </w:r>
       <w:r>
         <w:br/>
-        <w:t>Nov 2025 – Present</w:t>
-      </w:r>
-    </w:p>
-    <w:p>
-      <w:pPr>
-        <w:numPr>
-          <w:ilvl w:val="0"/>
-          <w:numId w:val="2"/>
-        </w:numPr>
-      </w:pPr>
-      <w:r>
-        <w:t xml:space="preserve">Assisted customers with services and resolved issues in a fast-paced environment </w:t>
-      </w:r>
-    </w:p>
-    <w:p>
-      <w:pPr>
-        <w:numPr>
-          <w:ilvl w:val="0"/>
-          <w:numId w:val="2"/>
-        </w:numPr>
-      </w:pPr>
-      <w:r>
-        <w:t xml:space="preserve">Demonstrated strong communication, active listening, and problem-solving skills </w:t>
-      </w:r>
-    </w:p>
-    <w:p>
-      <w:pPr>
-        <w:numPr>
-          <w:ilvl w:val="0"/>
-          <w:numId w:val="2"/>
-        </w:numPr>
-      </w:pPr>
-      <w:r>
-        <w:t xml:space="preserve">Handled high-volume customer interactions professionally and efficiently </w:t>
-      </w:r>
-    </w:p>
-    <w:p>
-      <w:pPr>
-        <w:numPr>
-          <w:ilvl w:val="0"/>
-          <w:numId w:val="2"/>
-        </w:numPr>
-      </w:pPr>
-      <w:r>
-        <w:t xml:space="preserve">De-escalated concerns and ensured customer satisfaction </w:t>
-      </w:r>
-    </w:p>
-    <w:p>
-      <w:pPr>
-        <w:numPr>
-          <w:ilvl w:val="0"/>
-          <w:numId w:val="2"/>
-        </w:numPr>
-      </w:pPr>
-      <w:r>
-        <w:t xml:space="preserve">Maintained accuracy in transactions and account updates </w:t>
-      </w:r>
-    </w:p>
-    <w:p>
-      <w:pPr>
+      </w:r>
+      <w:r>
         <w:rPr>
           <w:b/>
           <w:bCs/>
         </w:rPr>
-      </w:pPr>
-      <w:r>
+        <w:t>Nov 2025 – Mar 2026</w:t>
+      </w:r>
+    </w:p>
+    <w:p>
+      <w:pPr>
+        <w:numPr>
+          <w:ilvl w:val="0"/>
+          <w:numId w:val="2"/>
+        </w:numPr>
+      </w:pPr>
+      <w:r>
+        <w:t>Assisted customers with mobile devices, account inquiries, connectivity concerns, and service-related issues.</w:t>
+      </w:r>
+    </w:p>
+    <w:p>
+      <w:pPr>
+        <w:numPr>
+          <w:ilvl w:val="0"/>
+          <w:numId w:val="2"/>
+        </w:numPr>
+      </w:pPr>
+      <w:r>
+        <w:t>Troubleshot basic device and network-related problems while identifying appropriate solutions.</w:t>
+      </w:r>
+    </w:p>
+    <w:p>
+      <w:pPr>
+        <w:numPr>
+          <w:ilvl w:val="0"/>
+          <w:numId w:val="2"/>
+        </w:numPr>
+      </w:pPr>
+      <w:r>
+        <w:t>Explained technical information clearly to customers with different levels of technical knowledge.</w:t>
+      </w:r>
+    </w:p>
+    <w:p>
+      <w:pPr>
+        <w:numPr>
+          <w:ilvl w:val="0"/>
+          <w:numId w:val="2"/>
+        </w:numPr>
+      </w:pPr>
+      <w:r>
+        <w:t>Managed customer records, transactions, and service requests accurately.</w:t>
+      </w:r>
+    </w:p>
+    <w:p>
+      <w:pPr>
+        <w:numPr>
+          <w:ilvl w:val="0"/>
+          <w:numId w:val="2"/>
+        </w:numPr>
+      </w:pPr>
+      <w:r>
+        <w:t>Resolved customer concerns through effective communication and problem-solving skills.</w:t>
+      </w:r>
+    </w:p>
+    <w:p>
+      <w:pPr>
+        <w:numPr>
+          <w:ilvl w:val="0"/>
+          <w:numId w:val="2"/>
+        </w:numPr>
+      </w:pPr>
+      <w:r>
+        <w:t>Maintained professionalism while handling multiple priorities in a fast-paced environment.</w:t>
+      </w:r>
+    </w:p>
+    <w:p>
+      <w:r>
+        <w:pict w14:anchorId="5CA8D8D5">
+          <v:rect id="_x0000_i1083" style="width:0;height:1.5pt" o:hralign="center" o:hrstd="t" o:hr="t" fillcolor="#a0a0a0" stroked="f"/>
+        </w:pict>
+      </w:r>
+    </w:p>
+    <w:p>
+      <w:pPr>
         <w:rPr>
           <w:b/>
           <w:bCs/>
         </w:rPr>
-        <w:t>Sales Advisor</w:t>
-      </w:r>
-    </w:p>
-    <w:p>
+      </w:pPr>
       <w:r>
         <w:rPr>
           <w:b/>
           <w:bCs/>
         </w:rPr>
-        <w:t>Club Demonstration Services, Brantford, ON</w:t>
-      </w:r>
-      <w:r>
-        <w:br/>
-        <w:t>Sept 2024 – Dec 2025</w:t>
-      </w:r>
-    </w:p>
-    <w:p>
-      <w:pPr>
-        <w:numPr>
-          <w:ilvl w:val="0"/>
-          <w:numId w:val="3"/>
-        </w:numPr>
-      </w:pPr>
-      <w:r>
-        <w:t xml:space="preserve">Engaged with customers to provide product information and support </w:t>
-      </w:r>
-    </w:p>
-    <w:p>
-      <w:pPr>
-        <w:numPr>
-          <w:ilvl w:val="0"/>
-          <w:numId w:val="3"/>
-        </w:numPr>
-      </w:pPr>
-      <w:r>
-        <w:t xml:space="preserve">Delivered excellent customer service through clear communication and active listening </w:t>
-      </w:r>
-    </w:p>
-    <w:p>
-      <w:pPr>
-        <w:numPr>
-          <w:ilvl w:val="0"/>
-          <w:numId w:val="3"/>
-        </w:numPr>
-      </w:pPr>
-      <w:r>
-        <w:t xml:space="preserve">Addressed customer concerns and provided effective solutions </w:t>
-      </w:r>
-    </w:p>
-    <w:p>
-      <w:pPr>
-        <w:numPr>
-          <w:ilvl w:val="0"/>
-          <w:numId w:val="3"/>
-        </w:numPr>
-      </w:pPr>
-      <w:r>
-        <w:t xml:space="preserve">Maintained organized work areas and followed operational procedures </w:t>
-      </w:r>
-    </w:p>
-    <w:p>
-      <w:pPr>
-        <w:numPr>
-          <w:ilvl w:val="0"/>
-          <w:numId w:val="3"/>
-        </w:numPr>
-      </w:pPr>
-      <w:r>
-        <w:t xml:space="preserve">Collaborated with team members to meet performance goals </w:t>
-      </w:r>
-    </w:p>
-    <w:p>
-      <w:r>
-        <w:pict w14:anchorId="27C39F15">
-          <v:rect id="_x0000_i1083" style="width:0;height:1.5pt" o:hralign="center" o:hrstd="t" o:hr="t" fillcolor="#a0a0a0" stroked="f"/>
-        </w:pict>
-      </w:r>
-    </w:p>
-    <w:p>
-      <w:pPr>
+        <w:t>Sales Advisor</w:t>
+      </w:r>
+    </w:p>
+    <w:p>
+      <w:r>
         <w:rPr>
           <w:b/>
           <w:bCs/>
         </w:rPr>
-      </w:pPr>
+        <w:lastRenderedPageBreak/>
+        <w:t xml:space="preserve">CDS (Club Demonstration Services) | </w:t>
+      </w:r>
       <w:r>
         <w:rPr>
           <w:b/>
           <w:bCs/>
         </w:rPr>
-        <w:t>CERTIFICATIONS</w:t>
-      </w:r>
-    </w:p>
-    <w:p>
-      <w:pPr>
-        <w:numPr>
-          <w:ilvl w:val="0"/>
-          <w:numId w:val="4"/>
-        </w:numPr>
-      </w:pPr>
-      <w:r>
-        <w:t xml:space="preserve">Microsoft Azure Fundamentals (AZ-900) </w:t>
-      </w:r>
-    </w:p>
-    <w:p>
-      <w:r>
-        <w:pict w14:anchorId="16BAA865">
+        <w:t>Brantford,</w:t>
+      </w:r>
+      <w:r>
+        <w:rPr>
+          <w:b/>
+          <w:bCs/>
+        </w:rPr>
+        <w:t xml:space="preserve"> Ontario</w:t>
+      </w:r>
+      <w:r>
+        <w:br/>
+      </w:r>
+      <w:r>
+        <w:rPr>
+          <w:b/>
+          <w:bCs/>
+        </w:rPr>
+        <w:t>Sep 2024 – Dec 2025</w:t>
+      </w:r>
+    </w:p>
+    <w:p>
+      <w:pPr>
+        <w:numPr>
+          <w:ilvl w:val="0"/>
+          <w:numId w:val="3"/>
+        </w:numPr>
+      </w:pPr>
+      <w:r>
+        <w:t>Delivered customer support by identifying needs and providing effective solutions.</w:t>
+      </w:r>
+    </w:p>
+    <w:p>
+      <w:pPr>
+        <w:numPr>
+          <w:ilvl w:val="0"/>
+          <w:numId w:val="3"/>
+        </w:numPr>
+      </w:pPr>
+      <w:r>
+        <w:t>Communicated product and technical information clearly to customers.</w:t>
+      </w:r>
+    </w:p>
+    <w:p>
+      <w:pPr>
+        <w:numPr>
+          <w:ilvl w:val="0"/>
+          <w:numId w:val="3"/>
+        </w:numPr>
+      </w:pPr>
+      <w:r>
+        <w:t>Developed strong interpersonal skills through daily customer interactions.</w:t>
+      </w:r>
+    </w:p>
+    <w:p>
+      <w:pPr>
+        <w:numPr>
+          <w:ilvl w:val="0"/>
+          <w:numId w:val="3"/>
+        </w:numPr>
+      </w:pPr>
+      <w:r>
+        <w:t>Maintained accurate information and completed tasks efficiently in a high-volume environment.</w:t>
+      </w:r>
+    </w:p>
+    <w:p>
+      <w:r>
+        <w:pict w14:anchorId="54934DB4">
           <v:rect id="_x0000_i1084" style="width:0;height:1.5pt" o:hralign="center" o:hrstd="t" o:hr="t" fillcolor="#a0a0a0" stroked="f"/>
         </w:pict>
       </w:r>
@@ -489,43 +550,40 @@
           <w:b/>
           <w:bCs/>
         </w:rPr>
-        <w:t>TECHNICAL SKILLS</w:t>
-      </w:r>
-    </w:p>
-    <w:p>
-      <w:pPr>
-        <w:numPr>
-          <w:ilvl w:val="0"/>
-          <w:numId w:val="5"/>
-        </w:numPr>
-      </w:pPr>
-      <w:r>
+        <w:t>CERTIFICATIONS</w:t>
+      </w:r>
+    </w:p>
+    <w:p>
+      <w:pPr>
+        <w:numPr>
+          <w:ilvl w:val="0"/>
+          <w:numId w:val="4"/>
+        </w:numPr>
+      </w:pPr>
+      <w:r>
+        <w:t>Microsoft Azure Fundamentals (AZ-900)</w:t>
+      </w:r>
+    </w:p>
+    <w:p>
+      <w:r>
+        <w:pict w14:anchorId="3218C291">
+          <v:rect id="_x0000_i1085" style="width:0;height:1.5pt" o:hralign="center" o:hrstd="t" o:hr="t" fillcolor="#a0a0a0" stroked="f"/>
+        </w:pict>
+      </w:r>
+    </w:p>
+    <w:p>
+      <w:pPr>
         <w:rPr>
           <w:b/>
           <w:bCs/>
         </w:rPr>
-        <w:t>Operating Systems:</w:t>
-      </w:r>
-      <w:r>
-        <w:t xml:space="preserve"> Windows 10 / 11 </w:t>
-      </w:r>
-    </w:p>
-    <w:p>
-      <w:pPr>
-        <w:numPr>
-          <w:ilvl w:val="0"/>
-          <w:numId w:val="5"/>
-        </w:numPr>
       </w:pPr>
       <w:r>
         <w:rPr>
           <w:b/>
           <w:bCs/>
         </w:rPr>
-        <w:t>IT Support:</w:t>
-      </w:r>
-      <w:r>
-        <w:t xml:space="preserve"> Help Desk, Troubleshooting, Ticketing Systems </w:t>
+        <w:t>TECHNICAL SKILLS</w:t>
       </w:r>
     </w:p>
     <w:p>
@@ -536,253 +594,282 @@
         </w:numPr>
       </w:pPr>
       <w:r>
+        <w:t>IT Help Desk &amp; User Support</w:t>
+      </w:r>
+    </w:p>
+    <w:p>
+      <w:pPr>
+        <w:numPr>
+          <w:ilvl w:val="0"/>
+          <w:numId w:val="5"/>
+        </w:numPr>
+      </w:pPr>
+      <w:r>
+        <w:t>Hardware Troubleshooting</w:t>
+      </w:r>
+    </w:p>
+    <w:p>
+      <w:pPr>
+        <w:numPr>
+          <w:ilvl w:val="0"/>
+          <w:numId w:val="5"/>
+        </w:numPr>
+      </w:pPr>
+      <w:r>
+        <w:t>Software Installation &amp; Configuration</w:t>
+      </w:r>
+    </w:p>
+    <w:p>
+      <w:pPr>
+        <w:numPr>
+          <w:ilvl w:val="0"/>
+          <w:numId w:val="5"/>
+        </w:numPr>
+      </w:pPr>
+      <w:r>
+        <w:t>Windows 10/11 Support</w:t>
+      </w:r>
+    </w:p>
+    <w:p>
+      <w:pPr>
+        <w:numPr>
+          <w:ilvl w:val="0"/>
+          <w:numId w:val="5"/>
+        </w:numPr>
+      </w:pPr>
+      <w:r>
+        <w:t>Network Troubleshooting (TCP/IP, Wi-Fi, Internet Connectivity)</w:t>
+      </w:r>
+    </w:p>
+    <w:p>
+      <w:pPr>
+        <w:numPr>
+          <w:ilvl w:val="0"/>
+          <w:numId w:val="5"/>
+        </w:numPr>
+      </w:pPr>
+      <w:r>
+        <w:t>Remote Support Assistance</w:t>
+      </w:r>
+    </w:p>
+    <w:p>
+      <w:pPr>
+        <w:numPr>
+          <w:ilvl w:val="0"/>
+          <w:numId w:val="5"/>
+        </w:numPr>
+      </w:pPr>
+      <w:r>
+        <w:t>Ticketing &amp; Incident Documentation</w:t>
+      </w:r>
+    </w:p>
+    <w:p>
+      <w:pPr>
+        <w:numPr>
+          <w:ilvl w:val="0"/>
+          <w:numId w:val="5"/>
+        </w:numPr>
+      </w:pPr>
+      <w:r>
+        <w:t>Microsoft Office 365 (Outlook, Word, Excel)</w:t>
+      </w:r>
+    </w:p>
+    <w:p>
+      <w:pPr>
+        <w:numPr>
+          <w:ilvl w:val="0"/>
+          <w:numId w:val="5"/>
+        </w:numPr>
+      </w:pPr>
+      <w:r>
+        <w:t>User Account Support &amp; Access Troubleshooting</w:t>
+      </w:r>
+    </w:p>
+    <w:p>
+      <w:pPr>
+        <w:numPr>
+          <w:ilvl w:val="0"/>
+          <w:numId w:val="5"/>
+        </w:numPr>
+      </w:pPr>
+      <w:r>
+        <w:t>System Setup &amp; Device Configuration</w:t>
+      </w:r>
+    </w:p>
+    <w:p>
+      <w:pPr>
+        <w:numPr>
+          <w:ilvl w:val="0"/>
+          <w:numId w:val="5"/>
+        </w:numPr>
+      </w:pPr>
+      <w:r>
+        <w:t>Basic Cloud Concepts (Microsoft Azure)</w:t>
+      </w:r>
+    </w:p>
+    <w:p>
+      <w:r>
+        <w:pict w14:anchorId="7AECF5C9">
+          <v:rect id="_x0000_i1086" style="width:0;height:1.5pt" o:hralign="center" o:hrstd="t" o:hr="t" fillcolor="#a0a0a0" stroked="f"/>
+        </w:pict>
+      </w:r>
+    </w:p>
+    <w:p>
+      <w:pPr>
         <w:rPr>
           <w:b/>
           <w:bCs/>
         </w:rPr>
-        <w:t>Networking:</w:t>
-      </w:r>
-      <w:r>
-        <w:t xml:space="preserve"> TCP/IP fundamentals, connectivity troubleshooting </w:t>
-      </w:r>
-    </w:p>
-    <w:p>
-      <w:pPr>
-        <w:numPr>
-          <w:ilvl w:val="0"/>
-          <w:numId w:val="5"/>
-        </w:numPr>
       </w:pPr>
       <w:r>
         <w:rPr>
           <w:b/>
           <w:bCs/>
         </w:rPr>
+        <w:t>CORE COMPETENCIES</w:t>
+      </w:r>
+    </w:p>
+    <w:p>
+      <w:pPr>
+        <w:numPr>
+          <w:ilvl w:val="0"/>
+          <w:numId w:val="6"/>
+        </w:numPr>
+      </w:pPr>
+      <w:r>
+        <w:t>End User Technical Support</w:t>
+      </w:r>
+    </w:p>
+    <w:p>
+      <w:pPr>
+        <w:numPr>
+          <w:ilvl w:val="0"/>
+          <w:numId w:val="6"/>
+        </w:numPr>
+      </w:pPr>
+      <w:r>
+        <w:t>Incident Resolution</w:t>
+      </w:r>
+    </w:p>
+    <w:p>
+      <w:pPr>
+        <w:numPr>
+          <w:ilvl w:val="0"/>
+          <w:numId w:val="6"/>
+        </w:numPr>
+      </w:pPr>
+      <w:r>
         <w:lastRenderedPageBreak/>
-        <w:t>Hardware:</w:t>
-      </w:r>
-      <w:r>
-        <w:t xml:space="preserve"> Desktops, laptops, peripherals </w:t>
-      </w:r>
-    </w:p>
-    <w:p>
-      <w:pPr>
-        <w:numPr>
-          <w:ilvl w:val="0"/>
-          <w:numId w:val="5"/>
-        </w:numPr>
-      </w:pPr>
-      <w:r>
+        <w:t>Troubleshooting &amp; Root Cause Analysis</w:t>
+      </w:r>
+    </w:p>
+    <w:p>
+      <w:pPr>
+        <w:numPr>
+          <w:ilvl w:val="0"/>
+          <w:numId w:val="6"/>
+        </w:numPr>
+      </w:pPr>
+      <w:r>
+        <w:t>Technical Documentation</w:t>
+      </w:r>
+    </w:p>
+    <w:p>
+      <w:pPr>
+        <w:numPr>
+          <w:ilvl w:val="0"/>
+          <w:numId w:val="6"/>
+        </w:numPr>
+      </w:pPr>
+      <w:r>
+        <w:t>Customer Service Excellence</w:t>
+      </w:r>
+    </w:p>
+    <w:p>
+      <w:pPr>
+        <w:numPr>
+          <w:ilvl w:val="0"/>
+          <w:numId w:val="6"/>
+        </w:numPr>
+      </w:pPr>
+      <w:r>
+        <w:t>Clear Communication of Technical Concepts</w:t>
+      </w:r>
+    </w:p>
+    <w:p>
+      <w:pPr>
+        <w:numPr>
+          <w:ilvl w:val="0"/>
+          <w:numId w:val="6"/>
+        </w:numPr>
+      </w:pPr>
+      <w:r>
+        <w:t>Problem Solving</w:t>
+      </w:r>
+    </w:p>
+    <w:p>
+      <w:pPr>
+        <w:numPr>
+          <w:ilvl w:val="0"/>
+          <w:numId w:val="6"/>
+        </w:numPr>
+      </w:pPr>
+      <w:r>
+        <w:t>Time Management &amp; Prioritization</w:t>
+      </w:r>
+    </w:p>
+    <w:p>
+      <w:pPr>
+        <w:numPr>
+          <w:ilvl w:val="0"/>
+          <w:numId w:val="6"/>
+        </w:numPr>
+      </w:pPr>
+      <w:r>
+        <w:t>Team Collaboration</w:t>
+      </w:r>
+    </w:p>
+    <w:p>
+      <w:pPr>
+        <w:numPr>
+          <w:ilvl w:val="0"/>
+          <w:numId w:val="6"/>
+        </w:numPr>
+      </w:pPr>
+      <w:r>
+        <w:t>Adaptability in Fast-Paced IT Environments</w:t>
+      </w:r>
+    </w:p>
+    <w:p>
+      <w:r>
+        <w:pict w14:anchorId="6F9E1A4D">
+          <v:rect id="_x0000_i1087" style="width:0;height:1.5pt" o:hralign="center" o:hrstd="t" o:hr="t" fillcolor="#a0a0a0" stroked="f"/>
+        </w:pict>
+      </w:r>
+    </w:p>
+    <w:p>
+      <w:pPr>
         <w:rPr>
           <w:b/>
           <w:bCs/>
         </w:rPr>
-        <w:t>Tools:</w:t>
-      </w:r>
-      <w:r>
-        <w:t xml:space="preserve"> Microsoft Office, Email systems </w:t>
-      </w:r>
-    </w:p>
-    <w:p>
-      <w:pPr>
-        <w:numPr>
-          <w:ilvl w:val="0"/>
-          <w:numId w:val="5"/>
-        </w:numPr>
       </w:pPr>
       <w:r>
         <w:rPr>
           <w:b/>
           <w:bCs/>
         </w:rPr>
-        <w:t>Other:</w:t>
-      </w:r>
-      <w:r>
-        <w:t xml:space="preserve"> Multitasking, documentation, basic remote support </w:t>
-      </w:r>
-    </w:p>
-    <w:p>
-      <w:r>
-        <w:pict w14:anchorId="11DAF446">
-          <v:rect id="_x0000_i1085" style="width:0;height:1.5pt" o:hralign="center" o:hrstd="t" o:hr="t" fillcolor="#a0a0a0" stroked="f"/>
-        </w:pict>
-      </w:r>
-    </w:p>
-    <w:p>
-      <w:pPr>
-        <w:rPr>
-          <w:b/>
-          <w:bCs/>
-        </w:rPr>
-      </w:pPr>
-      <w:r>
-        <w:rPr>
-          <w:b/>
-          <w:bCs/>
-        </w:rPr>
-        <w:t>CORE COMPETENCIES</w:t>
-      </w:r>
-    </w:p>
-    <w:p>
-      <w:pPr>
-        <w:numPr>
-          <w:ilvl w:val="0"/>
-          <w:numId w:val="6"/>
-        </w:numPr>
-      </w:pPr>
-      <w:r>
-        <w:t xml:space="preserve">Technical troubleshooting &amp; problem-solving </w:t>
-      </w:r>
-    </w:p>
-    <w:p>
-      <w:pPr>
-        <w:numPr>
-          <w:ilvl w:val="0"/>
-          <w:numId w:val="6"/>
-        </w:numPr>
-      </w:pPr>
-      <w:r>
-        <w:t xml:space="preserve">Customer service &amp; user support </w:t>
-      </w:r>
-    </w:p>
-    <w:p>
-      <w:pPr>
-        <w:numPr>
-          <w:ilvl w:val="0"/>
-          <w:numId w:val="6"/>
-        </w:numPr>
-      </w:pPr>
-      <w:r>
-        <w:t xml:space="preserve">Strong communication &amp; interpersonal skills </w:t>
-      </w:r>
-    </w:p>
-    <w:p>
-      <w:pPr>
-        <w:numPr>
-          <w:ilvl w:val="0"/>
-          <w:numId w:val="6"/>
-        </w:numPr>
-      </w:pPr>
-      <w:r>
-        <w:t xml:space="preserve">Attention to detail and accuracy </w:t>
-      </w:r>
-    </w:p>
-    <w:p>
-      <w:pPr>
-        <w:numPr>
-          <w:ilvl w:val="0"/>
-          <w:numId w:val="6"/>
-        </w:numPr>
-      </w:pPr>
-      <w:r>
-        <w:t xml:space="preserve">Time management &amp; multitasking </w:t>
-      </w:r>
-    </w:p>
-    <w:p>
-      <w:pPr>
-        <w:numPr>
-          <w:ilvl w:val="0"/>
-          <w:numId w:val="6"/>
-        </w:numPr>
-      </w:pPr>
-      <w:r>
-        <w:t xml:space="preserve">Adaptability in fast-paced environments </w:t>
-      </w:r>
-    </w:p>
-    <w:p>
-      <w:pPr>
-        <w:numPr>
-          <w:ilvl w:val="0"/>
-          <w:numId w:val="6"/>
-        </w:numPr>
-      </w:pPr>
-      <w:r>
-        <w:t xml:space="preserve">Team collaboration &amp; willingness to learn </w:t>
-      </w:r>
-    </w:p>
-    <w:p>
-      <w:r>
-        <w:pict w14:anchorId="17D9E325">
-          <v:rect id="_x0000_i1086" style="width:0;height:1.5pt" o:hralign="center" o:hrstd="t" o:hr="t" fillcolor="#a0a0a0" stroked="f"/>
-        </w:pict>
-      </w:r>
-    </w:p>
-    <w:p>
-      <w:pPr>
-        <w:rPr>
-          <w:b/>
-          <w:bCs/>
-        </w:rPr>
-      </w:pPr>
-      <w:r>
-        <w:rPr>
-          <w:b/>
-          <w:bCs/>
-        </w:rPr>
-        <w:t>LANGUAGES</w:t>
-      </w:r>
-    </w:p>
-    <w:p>
-      <w:pPr>
-        <w:numPr>
-          <w:ilvl w:val="0"/>
-          <w:numId w:val="7"/>
-        </w:numPr>
-      </w:pPr>
-      <w:r>
-        <w:t xml:space="preserve">English </w:t>
-      </w:r>
-    </w:p>
-    <w:p>
-      <w:pPr>
-        <w:numPr>
-          <w:ilvl w:val="0"/>
-          <w:numId w:val="7"/>
-        </w:numPr>
-      </w:pPr>
-      <w:r>
-        <w:t xml:space="preserve">Hindi </w:t>
-      </w:r>
-    </w:p>
-    <w:p>
-      <w:pPr>
-        <w:numPr>
-          <w:ilvl w:val="0"/>
-          <w:numId w:val="7"/>
-        </w:numPr>
-      </w:pPr>
-      <w:r>
-        <w:t xml:space="preserve">Punjabi </w:t>
-      </w:r>
-    </w:p>
-    <w:p>
-      <w:r>
-        <w:pict w14:anchorId="1CEBC162">
-          <v:rect id="_x0000_i1087" style="width:0;height:1.5pt" o:hralign="center" o:hrstd="t" o:hr="t" fillcolor="#a0a0a0" stroked="f"/>
-        </w:pict>
-      </w:r>
-    </w:p>
-    <w:p>
-      <w:pPr>
-        <w:rPr>
-          <w:b/>
-          <w:bCs/>
-        </w:rPr>
-      </w:pPr>
-      <w:r>
-        <w:rPr>
-          <w:b/>
-          <w:bCs/>
-        </w:rPr>
         <w:t>AVAILABILITY</w:t>
       </w:r>
     </w:p>
     <w:p>
-      <w:r>
-        <w:t>Flexible | Open to full-time, part-time, and contract opportunities</w:t>
-      </w:r>
-    </w:p>
-    <w:p/>
+      <w:pPr>
+        <w:ind w:firstLine="720"/>
+      </w:pPr>
+      <w:r>
+        <w:t>Full time</w:t>
+      </w:r>
+    </w:p>
     <w:sectPr>
       <w:pgSz w:w="12240" w:h="15840"/>
       <w:pgMar w:top="1440" w:right="1440" w:bottom="1440" w:left="1440" w:header="708" w:footer="708" w:gutter="0"/>
@@ -796,9 +883,9 @@
 <file path=word/numbering.xml><?xml version="1.0" encoding="utf-8"?>
 <w:numbering xmlns:wpc="http://schemas.microsoft.com/office/word/2010/wordprocessingCanvas" xmlns:cx="http://schemas.microsoft.com/office/drawing/2014/chartex" xmlns:cx1="http://schemas.microsoft.com/office/drawing/2015/9/8/chartex" xmlns:cx2="http://schemas.microsoft.com/office/drawing/2015/10/21/chartex" xmlns:cx3="http://schemas.microsoft.com/office/drawing/2016/5/9/chartex" xmlns:cx4="http://schemas.microsoft.com/office/drawing/2016/5/10/chartex" xmlns:cx5="http://schemas.microsoft.com/office/drawing/2016/5/11/chartex" xmlns:cx6="http://schemas.microsoft.com/office/drawing/2016/5/12/chartex" xmlns:cx7="http://schemas.microsoft.com/office/drawing/2016/5/13/chartex" xmlns:cx8="http://schemas.microsoft.com/office/drawing/2016/5/14/chartex" xmlns:mc="http://schemas.openxmlformats.org/markup-compatibility/2006" xmlns:aink="http://schemas.microsoft.com/office/drawing/2016/ink" xmlns:am3d="http://schemas.microsoft.com/office/drawing/2017/model3d" xmlns:o="urn:schemas-microsoft-com:office:office" xmlns:oel="http://schemas.microsoft.com/office/2019/extlst" xmlns:r="http://schemas.openxmlformats.org/officeDocument/2006/relationships" xmlns:m="http://schemas.openxmlformats.org/officeDocument/2006/math" xmlns:v="urn:schemas-microsoft-com:vml" xmlns:wp14="http://schemas.microsoft.com/office/word/2010/wordprocessingDrawing" xmlns:wp="http://schemas.openxmlformats.org/drawingml/2006/wordprocessingDrawing" xmlns:w10="urn:schemas-microsoft-com:office:word" xmlns:w="http://schemas.openxmlformats.org/wordprocessingml/2006/main" xmlns:w14="http://schemas.microsoft.com/office/word/2010/wordml" xmlns:w15="http://schemas.microsoft.com/office/word/2012/wordml" xmlns:w16cex="http://schemas.microsoft.com/office/word/2018/wordml/cex" xmlns:w16cid="http://schemas.microsoft.com/office/word/2016/wordml/cid" xmlns:w16="http://schemas.microsoft.com/office/word/2018/wordml" xmlns:w16du="http://schemas.microsoft.com/office/word/2023/wordml/word16du" xmlns:w16sdtdh="http://schemas.microsoft.com/office/word/2020/wordml/sdtdatahash" xmlns:w16sdtfl="http://schemas.microsoft.com/office/word/2024/wordml/sdtformatlock" xmlns:w16se="http://schemas.microsoft.com/office/word/2015/wordml/symex" xmlns:wpg="http://schemas.microsoft.com/office/word/2010/wordprocessingGroup" xmlns:wpi="http://schemas.microsoft.com/office/word/2010/wordprocessingInk" xmlns:wne="http://schemas.microsoft.com/office/word/2006/wordml" xmlns:wps="http://schemas.microsoft.com/office/word/2010/wordprocessingShape" mc:Ignorable="w14 w15 w16se w16cid w16 w16cex w16sdtdh w16sdtfl w16du wp14">
   <w:abstractNum w:abstractNumId="0" w15:restartNumberingAfterBreak="0">
-    <w:nsid w:val="0E0B6EA8"/>
+    <w:nsid w:val="16ED2600"/>
     <w:multiLevelType w:val="multilevel"/>
-    <w:tmpl w:val="D3060F7A"/>
+    <w:tmpl w:val="1F22A684"/>
     <w:lvl w:ilvl="0">
       <w:start w:val="1"/>
       <w:numFmt w:val="bullet"/>
@@ -945,9 +1032,9 @@
     </w:lvl>
   </w:abstractNum>
   <w:abstractNum w:abstractNumId="1" w15:restartNumberingAfterBreak="0">
-    <w:nsid w:val="23C20B57"/>
+    <w:nsid w:val="17C92A83"/>
     <w:multiLevelType w:val="multilevel"/>
-    <w:tmpl w:val="6400AEC4"/>
+    <w:tmpl w:val="23AA8E10"/>
     <w:lvl w:ilvl="0">
       <w:start w:val="1"/>
       <w:numFmt w:val="bullet"/>
@@ -1094,9 +1181,9 @@
     </w:lvl>
   </w:abstractNum>
   <w:abstractNum w:abstractNumId="2" w15:restartNumberingAfterBreak="0">
-    <w:nsid w:val="284B1101"/>
+    <w:nsid w:val="2177779D"/>
     <w:multiLevelType w:val="multilevel"/>
-    <w:tmpl w:val="31923C0C"/>
+    <w:tmpl w:val="0A0A95C2"/>
     <w:lvl w:ilvl="0">
       <w:start w:val="1"/>
       <w:numFmt w:val="bullet"/>
@@ -1243,9 +1330,9 @@
     </w:lvl>
   </w:abstractNum>
   <w:abstractNum w:abstractNumId="3" w15:restartNumberingAfterBreak="0">
-    <w:nsid w:val="3BD10242"/>
+    <w:nsid w:val="2B307F27"/>
     <w:multiLevelType w:val="multilevel"/>
-    <w:tmpl w:val="7A241E68"/>
+    <w:tmpl w:val="BA76B114"/>
     <w:lvl w:ilvl="0">
       <w:start w:val="1"/>
       <w:numFmt w:val="bullet"/>
@@ -1392,9 +1479,9 @@
     </w:lvl>
   </w:abstractNum>
   <w:abstractNum w:abstractNumId="4" w15:restartNumberingAfterBreak="0">
-    <w:nsid w:val="43AC69F5"/>
+    <w:nsid w:val="37126578"/>
     <w:multiLevelType w:val="multilevel"/>
-    <w:tmpl w:val="6116EDC8"/>
+    <w:tmpl w:val="D2EC6888"/>
     <w:lvl w:ilvl="0">
       <w:start w:val="1"/>
       <w:numFmt w:val="bullet"/>
@@ -1541,9 +1628,9 @@
     </w:lvl>
   </w:abstractNum>
   <w:abstractNum w:abstractNumId="5" w15:restartNumberingAfterBreak="0">
-    <w:nsid w:val="56FB28ED"/>
+    <w:nsid w:val="58FE529A"/>
     <w:multiLevelType w:val="multilevel"/>
-    <w:tmpl w:val="A606DF20"/>
+    <w:tmpl w:val="271CE57A"/>
     <w:lvl w:ilvl="0">
       <w:start w:val="1"/>
       <w:numFmt w:val="bullet"/>
@@ -1689,174 +1776,22 @@
       </w:rPr>
     </w:lvl>
   </w:abstractNum>
-  <w:abstractNum w:abstractNumId="6" w15:restartNumberingAfterBreak="0">
-    <w:nsid w:val="668D7ED5"/>
-    <w:multiLevelType w:val="multilevel"/>
-    <w:tmpl w:val="ECFE8508"/>
-    <w:lvl w:ilvl="0">
-      <w:start w:val="1"/>
-      <w:numFmt w:val="bullet"/>
-      <w:lvlText w:val=""/>
-      <w:lvlJc w:val="left"/>
-      <w:pPr>
-        <w:tabs>
-          <w:tab w:val="num" w:pos="720"/>
-        </w:tabs>
-        <w:ind w:left="720" w:hanging="360"/>
-      </w:pPr>
-      <w:rPr>
-        <w:rFonts w:ascii="Symbol" w:hAnsi="Symbol" w:hint="default"/>
-        <w:sz w:val="20"/>
-      </w:rPr>
-    </w:lvl>
-    <w:lvl w:ilvl="1" w:tentative="1">
-      <w:start w:val="1"/>
-      <w:numFmt w:val="bullet"/>
-      <w:lvlText w:val="o"/>
-      <w:lvlJc w:val="left"/>
-      <w:pPr>
-        <w:tabs>
-          <w:tab w:val="num" w:pos="1440"/>
-        </w:tabs>
-        <w:ind w:left="1440" w:hanging="360"/>
-      </w:pPr>
-      <w:rPr>
-        <w:rFonts w:ascii="Courier New" w:hAnsi="Courier New" w:hint="default"/>
-        <w:sz w:val="20"/>
-      </w:rPr>
-    </w:lvl>
-    <w:lvl w:ilvl="2" w:tentative="1">
-      <w:start w:val="1"/>
-      <w:numFmt w:val="bullet"/>
-      <w:lvlText w:val=""/>
-      <w:lvlJc w:val="left"/>
-      <w:pPr>
-        <w:tabs>
-          <w:tab w:val="num" w:pos="2160"/>
-        </w:tabs>
-        <w:ind w:left="2160" w:hanging="360"/>
-      </w:pPr>
-      <w:rPr>
-        <w:rFonts w:ascii="Wingdings" w:hAnsi="Wingdings" w:hint="default"/>
-        <w:sz w:val="20"/>
-      </w:rPr>
-    </w:lvl>
-    <w:lvl w:ilvl="3" w:tentative="1">
-      <w:start w:val="1"/>
-      <w:numFmt w:val="bullet"/>
-      <w:lvlText w:val=""/>
-      <w:lvlJc w:val="left"/>
-      <w:pPr>
-        <w:tabs>
-          <w:tab w:val="num" w:pos="2880"/>
-        </w:tabs>
-        <w:ind w:left="2880" w:hanging="360"/>
-      </w:pPr>
-      <w:rPr>
-        <w:rFonts w:ascii="Wingdings" w:hAnsi="Wingdings" w:hint="default"/>
-        <w:sz w:val="20"/>
-      </w:rPr>
-    </w:lvl>
-    <w:lvl w:ilvl="4" w:tentative="1">
-      <w:start w:val="1"/>
-      <w:numFmt w:val="bullet"/>
-      <w:lvlText w:val=""/>
-      <w:lvlJc w:val="left"/>
-      <w:pPr>
-        <w:tabs>
-          <w:tab w:val="num" w:pos="3600"/>
-        </w:tabs>
-        <w:ind w:left="3600" w:hanging="360"/>
-      </w:pPr>
-      <w:rPr>
-        <w:rFonts w:ascii="Wingdings" w:hAnsi="Wingdings" w:hint="default"/>
-        <w:sz w:val="20"/>
-      </w:rPr>
-    </w:lvl>
-    <w:lvl w:ilvl="5" w:tentative="1">
-      <w:start w:val="1"/>
-      <w:numFmt w:val="bullet"/>
-      <w:lvlText w:val=""/>
-      <w:lvlJc w:val="left"/>
-      <w:pPr>
-        <w:tabs>
-          <w:tab w:val="num" w:pos="4320"/>
-        </w:tabs>
-        <w:ind w:left="4320" w:hanging="360"/>
-      </w:pPr>
-      <w:rPr>
-        <w:rFonts w:ascii="Wingdings" w:hAnsi="Wingdings" w:hint="default"/>
-        <w:sz w:val="20"/>
-      </w:rPr>
-    </w:lvl>
-    <w:lvl w:ilvl="6" w:tentative="1">
-      <w:start w:val="1"/>
-      <w:numFmt w:val="bullet"/>
-      <w:lvlText w:val=""/>
-      <w:lvlJc w:val="left"/>
-      <w:pPr>
-        <w:tabs>
-          <w:tab w:val="num" w:pos="5040"/>
-        </w:tabs>
-        <w:ind w:left="5040" w:hanging="360"/>
-      </w:pPr>
-      <w:rPr>
-        <w:rFonts w:ascii="Wingdings" w:hAnsi="Wingdings" w:hint="default"/>
-        <w:sz w:val="20"/>
-      </w:rPr>
-    </w:lvl>
-    <w:lvl w:ilvl="7" w:tentative="1">
-      <w:start w:val="1"/>
-      <w:numFmt w:val="bullet"/>
-      <w:lvlText w:val=""/>
-      <w:lvlJc w:val="left"/>
-      <w:pPr>
-        <w:tabs>
-          <w:tab w:val="num" w:pos="5760"/>
-        </w:tabs>
-        <w:ind w:left="5760" w:hanging="360"/>
-      </w:pPr>
-      <w:rPr>
-        <w:rFonts w:ascii="Wingdings" w:hAnsi="Wingdings" w:hint="default"/>
-        <w:sz w:val="20"/>
-      </w:rPr>
-    </w:lvl>
-    <w:lvl w:ilvl="8" w:tentative="1">
-      <w:start w:val="1"/>
-      <w:numFmt w:val="bullet"/>
-      <w:lvlText w:val=""/>
-      <w:lvlJc w:val="left"/>
-      <w:pPr>
-        <w:tabs>
-          <w:tab w:val="num" w:pos="6480"/>
-        </w:tabs>
-        <w:ind w:left="6480" w:hanging="360"/>
-      </w:pPr>
-      <w:rPr>
-        <w:rFonts w:ascii="Wingdings" w:hAnsi="Wingdings" w:hint="default"/>
-        <w:sz w:val="20"/>
-      </w:rPr>
-    </w:lvl>
-  </w:abstractNum>
-  <w:num w:numId="1" w16cid:durableId="1958875882">
+  <w:num w:numId="1" w16cid:durableId="110131325">
+    <w:abstractNumId w:val="5"/>
+  </w:num>
+  <w:num w:numId="2" w16cid:durableId="1249461005">
+    <w:abstractNumId w:val="0"/>
+  </w:num>
+  <w:num w:numId="3" w16cid:durableId="1249460032">
+    <w:abstractNumId w:val="1"/>
+  </w:num>
+  <w:num w:numId="4" w16cid:durableId="1777212772">
     <w:abstractNumId w:val="3"/>
   </w:num>
-  <w:num w:numId="2" w16cid:durableId="704405295">
-    <w:abstractNumId w:val="5"/>
-  </w:num>
-  <w:num w:numId="3" w16cid:durableId="252711714">
-    <w:abstractNumId w:val="6"/>
-  </w:num>
-  <w:num w:numId="4" w16cid:durableId="1303073594">
+  <w:num w:numId="5" w16cid:durableId="1558197435">
     <w:abstractNumId w:val="4"/>
   </w:num>
-  <w:num w:numId="5" w16cid:durableId="560749937">
-    <w:abstractNumId w:val="1"/>
-  </w:num>
-  <w:num w:numId="6" w16cid:durableId="2126732138">
-    <w:abstractNumId w:val="0"/>
-  </w:num>
-  <w:num w:numId="7" w16cid:durableId="76178509">
+  <w:num w:numId="6" w16cid:durableId="1685201623">
     <w:abstractNumId w:val="2"/>
   </w:num>
 </w:numbering>
@@ -2270,7 +2205,7 @@
     <w:link w:val="Heading1Char"/>
     <w:uiPriority w:val="9"/>
     <w:qFormat/>
-    <w:rsid w:val="00D83D18"/>
+    <w:rsid w:val="007E32A8"/>
     <w:pPr>
       <w:keepNext/>
       <w:keepLines/>
@@ -2293,7 +2228,7 @@
     <w:semiHidden/>
     <w:unhideWhenUsed/>
     <w:qFormat/>
-    <w:rsid w:val="00D83D18"/>
+    <w:rsid w:val="007E32A8"/>
     <w:pPr>
       <w:keepNext/>
       <w:keepLines/>
@@ -2316,7 +2251,7 @@
     <w:semiHidden/>
     <w:unhideWhenUsed/>
     <w:qFormat/>
-    <w:rsid w:val="00D83D18"/>
+    <w:rsid w:val="007E32A8"/>
     <w:pPr>
       <w:keepNext/>
       <w:keepLines/>
@@ -2339,7 +2274,7 @@
     <w:semiHidden/>
     <w:unhideWhenUsed/>
     <w:qFormat/>
-    <w:rsid w:val="00D83D18"/>
+    <w:rsid w:val="007E32A8"/>
     <w:pPr>
       <w:keepNext/>
       <w:keepLines/>
@@ -2362,7 +2297,7 @@
     <w:semiHidden/>
     <w:unhideWhenUsed/>
     <w:qFormat/>
-    <w:rsid w:val="00D83D18"/>
+    <w:rsid w:val="007E32A8"/>
     <w:pPr>
       <w:keepNext/>
       <w:keepLines/>
@@ -2383,7 +2318,7 @@
     <w:semiHidden/>
     <w:unhideWhenUsed/>
     <w:qFormat/>
-    <w:rsid w:val="00D83D18"/>
+    <w:rsid w:val="007E32A8"/>
     <w:pPr>
       <w:keepNext/>
       <w:keepLines/>
@@ -2406,7 +2341,7 @@
     <w:semiHidden/>
     <w:unhideWhenUsed/>
     <w:qFormat/>
-    <w:rsid w:val="00D83D18"/>
+    <w:rsid w:val="007E32A8"/>
     <w:pPr>
       <w:keepNext/>
       <w:keepLines/>
@@ -2427,7 +2362,7 @@
     <w:semiHidden/>
     <w:unhideWhenUsed/>
     <w:qFormat/>
-    <w:rsid w:val="00D83D18"/>
+    <w:rsid w:val="007E32A8"/>
     <w:pPr>
       <w:keepNext/>
       <w:keepLines/>
@@ -2450,7 +2385,7 @@
     <w:semiHidden/>
     <w:unhideWhenUsed/>
     <w:qFormat/>
-    <w:rsid w:val="00D83D18"/>
+    <w:rsid w:val="007E32A8"/>
     <w:pPr>
       <w:keepNext/>
       <w:keepLines/>
@@ -2493,7 +2428,7 @@
     <w:basedOn w:val="DefaultParagraphFont"/>
     <w:link w:val="Heading1"/>
     <w:uiPriority w:val="9"/>
-    <w:rsid w:val="00D83D18"/>
+    <w:rsid w:val="007E32A8"/>
     <w:rPr>
       <w:rFonts w:asciiTheme="majorHAnsi" w:eastAsiaTheme="majorEastAsia" w:hAnsiTheme="majorHAnsi" w:cstheme="majorBidi"/>
       <w:color w:val="0F4761" w:themeColor="accent1" w:themeShade="BF"/>
@@ -2507,7 +2442,7 @@
     <w:link w:val="Heading2"/>
     <w:uiPriority w:val="9"/>
     <w:semiHidden/>
-    <w:rsid w:val="00D83D18"/>
+    <w:rsid w:val="007E32A8"/>
     <w:rPr>
       <w:rFonts w:asciiTheme="majorHAnsi" w:eastAsiaTheme="majorEastAsia" w:hAnsiTheme="majorHAnsi" w:cstheme="majorBidi"/>
       <w:color w:val="0F4761" w:themeColor="accent1" w:themeShade="BF"/>
@@ -2521,7 +2456,7 @@
     <w:link w:val="Heading3"/>
     <w:uiPriority w:val="9"/>
     <w:semiHidden/>
-    <w:rsid w:val="00D83D18"/>
+    <w:rsid w:val="007E32A8"/>
     <w:rPr>
       <w:rFonts w:eastAsiaTheme="majorEastAsia" w:cstheme="majorBidi"/>
       <w:color w:val="0F4761" w:themeColor="accent1" w:themeShade="BF"/>
@@ -2535,7 +2470,7 @@
     <w:link w:val="Heading4"/>
     <w:uiPriority w:val="9"/>
     <w:semiHidden/>
-    <w:rsid w:val="00D83D18"/>
+    <w:rsid w:val="007E32A8"/>
     <w:rPr>
       <w:rFonts w:eastAsiaTheme="majorEastAsia" w:cstheme="majorBidi"/>
       <w:i/>
@@ -2549,7 +2484,7 @@
     <w:link w:val="Heading5"/>
     <w:uiPriority w:val="9"/>
     <w:semiHidden/>
-    <w:rsid w:val="00D83D18"/>
+    <w:rsid w:val="007E32A8"/>
     <w:rPr>
       <w:rFonts w:eastAsiaTheme="majorEastAsia" w:cstheme="majorBidi"/>
       <w:color w:val="0F4761" w:themeColor="accent1" w:themeShade="BF"/>
@@ -2561,7 +2496,7 @@
     <w:link w:val="Heading6"/>
     <w:uiPriority w:val="9"/>
     <w:semiHidden/>
-    <w:rsid w:val="00D83D18"/>
+    <w:rsid w:val="007E32A8"/>
     <w:rPr>
       <w:rFonts w:eastAsiaTheme="majorEastAsia" w:cstheme="majorBidi"/>
       <w:i/>
@@ -2575,7 +2510,7 @@
     <w:link w:val="Heading7"/>
     <w:uiPriority w:val="9"/>
     <w:semiHidden/>
-    <w:rsid w:val="00D83D18"/>
+    <w:rsid w:val="007E32A8"/>
     <w:rPr>
       <w:rFonts w:eastAsiaTheme="majorEastAsia" w:cstheme="majorBidi"/>
       <w:color w:val="595959" w:themeColor="text1" w:themeTint="A6"/>
@@ -2587,7 +2522,7 @@
     <w:link w:val="Heading8"/>
     <w:uiPriority w:val="9"/>
     <w:semiHidden/>
-    <w:rsid w:val="00D83D18"/>
+    <w:rsid w:val="007E32A8"/>
     <w:rPr>
       <w:rFonts w:eastAsiaTheme="majorEastAsia" w:cstheme="majorBidi"/>
       <w:i/>
@@ -2601,7 +2536,7 @@
     <w:link w:val="Heading9"/>
     <w:uiPriority w:val="9"/>
     <w:semiHidden/>
-    <w:rsid w:val="00D83D18"/>
+    <w:rsid w:val="007E32A8"/>
     <w:rPr>
       <w:rFonts w:eastAsiaTheme="majorEastAsia" w:cstheme="majorBidi"/>
       <w:color w:val="272727" w:themeColor="text1" w:themeTint="D8"/>
@@ -2614,7 +2549,7 @@
     <w:link w:val="TitleChar"/>
     <w:uiPriority w:val="10"/>
     <w:qFormat/>
-    <w:rsid w:val="00D83D18"/>
+    <w:rsid w:val="007E32A8"/>
     <w:pPr>
       <w:spacing w:after="80" w:line="240" w:lineRule="auto"/>
       <w:contextualSpacing/>
@@ -2632,7 +2567,7 @@
     <w:basedOn w:val="DefaultParagraphFont"/>
     <w:link w:val="Title"/>
     <w:uiPriority w:val="10"/>
-    <w:rsid w:val="00D83D18"/>
+    <w:rsid w:val="007E32A8"/>
     <w:rPr>
       <w:rFonts w:asciiTheme="majorHAnsi" w:eastAsiaTheme="majorEastAsia" w:hAnsiTheme="majorHAnsi" w:cstheme="majorBidi"/>
       <w:spacing w:val="-10"/>
@@ -2648,7 +2583,7 @@
     <w:link w:val="SubtitleChar"/>
     <w:uiPriority w:val="11"/>
     <w:qFormat/>
-    <w:rsid w:val="00D83D18"/>
+    <w:rsid w:val="007E32A8"/>
     <w:pPr>
       <w:numPr>
         <w:ilvl w:val="1"/>
@@ -2667,7 +2602,7 @@
     <w:basedOn w:val="DefaultParagraphFont"/>
     <w:link w:val="Subtitle"/>
     <w:uiPriority w:val="11"/>
-    <w:rsid w:val="00D83D18"/>
+    <w:rsid w:val="007E32A8"/>
     <w:rPr>
       <w:rFonts w:eastAsiaTheme="majorEastAsia" w:cstheme="majorBidi"/>
       <w:color w:val="595959" w:themeColor="text1" w:themeTint="A6"/>
@@ -2683,7 +2618,7 @@
     <w:link w:val="QuoteChar"/>
     <w:uiPriority w:val="29"/>
     <w:qFormat/>
-    <w:rsid w:val="00D83D18"/>
+    <w:rsid w:val="007E32A8"/>
     <w:pPr>
       <w:spacing w:before="160"/>
       <w:jc w:val="center"/>
@@ -2699,7 +2634,7 @@
     <w:basedOn w:val="DefaultParagraphFont"/>
     <w:link w:val="Quote"/>
     <w:uiPriority w:val="29"/>
-    <w:rsid w:val="00D83D18"/>
+    <w:rsid w:val="007E32A8"/>
     <w:rPr>
       <w:i/>
       <w:iCs/>
@@ -2711,7 +2646,7 @@
     <w:basedOn w:val="Normal"/>
     <w:uiPriority w:val="34"/>
     <w:qFormat/>
-    <w:rsid w:val="00D83D18"/>
+    <w:rsid w:val="007E32A8"/>
     <w:pPr>
       <w:ind w:left="720"/>
       <w:contextualSpacing/>
@@ -2722,7 +2657,7 @@
     <w:basedOn w:val="DefaultParagraphFont"/>
     <w:uiPriority w:val="21"/>
     <w:qFormat/>
-    <w:rsid w:val="00D83D18"/>
+    <w:rsid w:val="007E32A8"/>
     <w:rPr>
       <w:i/>
       <w:iCs/>
@@ -2736,7 +2671,7 @@
     <w:link w:val="IntenseQuoteChar"/>
     <w:uiPriority w:val="30"/>
     <w:qFormat/>
-    <w:rsid w:val="00D83D18"/>
+    <w:rsid w:val="007E32A8"/>
     <w:pPr>
       <w:pBdr>
         <w:top w:val="single" w:sz="4" w:space="10" w:color="0F4761" w:themeColor="accent1" w:themeShade="BF"/>
@@ -2757,7 +2692,7 @@
     <w:basedOn w:val="DefaultParagraphFont"/>
     <w:link w:val="IntenseQuote"/>
     <w:uiPriority w:val="30"/>
-    <w:rsid w:val="00D83D18"/>
+    <w:rsid w:val="007E32A8"/>
     <w:rPr>
       <w:i/>
       <w:iCs/>
@@ -2769,13 +2704,48 @@
     <w:basedOn w:val="DefaultParagraphFont"/>
     <w:uiPriority w:val="32"/>
     <w:qFormat/>
-    <w:rsid w:val="00D83D18"/>
+    <w:rsid w:val="007E32A8"/>
     <w:rPr>
       <w:b/>
       <w:bCs/>
       <w:smallCaps/>
       <w:color w:val="0F4761" w:themeColor="accent1" w:themeShade="BF"/>
       <w:spacing w:val="5"/>
+    </w:rPr>
+  </w:style>
+  <w:style w:type="character" w:styleId="Hyperlink">
+    <w:name w:val="Hyperlink"/>
+    <w:basedOn w:val="DefaultParagraphFont"/>
+    <w:uiPriority w:val="99"/>
+    <w:unhideWhenUsed/>
+    <w:rsid w:val="007E32A8"/>
+    <w:rPr>
+      <w:color w:val="467886" w:themeColor="hyperlink"/>
+      <w:u w:val="single"/>
+    </w:rPr>
+  </w:style>
+  <w:style w:type="character" w:styleId="UnresolvedMention">
+    <w:name w:val="Unresolved Mention"/>
+    <w:basedOn w:val="DefaultParagraphFont"/>
+    <w:uiPriority w:val="99"/>
+    <w:semiHidden/>
+    <w:unhideWhenUsed/>
+    <w:rsid w:val="007E32A8"/>
+    <w:rPr>
+      <w:color w:val="605E5C"/>
+      <w:shd w:val="clear" w:color="auto" w:fill="E1DFDD"/>
+    </w:rPr>
+  </w:style>
+  <w:style w:type="character" w:styleId="FollowedHyperlink">
+    <w:name w:val="FollowedHyperlink"/>
+    <w:basedOn w:val="DefaultParagraphFont"/>
+    <w:uiPriority w:val="99"/>
+    <w:semiHidden/>
+    <w:unhideWhenUsed/>
+    <w:rsid w:val="007E32A8"/>
+    <w:rPr>
+      <w:color w:val="96607D" w:themeColor="followedHyperlink"/>
+      <w:u w:val="single"/>
     </w:rPr>
   </w:style>
 </w:styles>
